--- a/templates/otchet_agenta_template.docx
+++ b/templates/otchet_agenta_template.docx
@@ -82,22 +82,10 @@
         <w:rPr>
           <w:lang w:val="ru-RU"/>
         </w:rPr>
-        <w:t>ОсОО «Авто Континент» (ИНН: 01905202610324, ОКПО: 34942535), именуемое в дальнейшем «Агент», в лице Генерального директора Колотовкина Ильи Валерьевича, действующего на основании Устава, в соответствии с п. 2.5 Агентского договора № {{НОМЕР_ДОГОВОРА}} от «{{ДЕНЬ_ДОГОВОРА}}» {{МЕСЯЦ_ДОГОВОРА}} {{ГОД_ДОГОВОРА}} г. (далее — «Договор») представляет настоящий Отчёт Принципалу — гражданину(</w:t>
+        <w:t>ОсОО «Авто Континент» (ИНН: 01905202610324, ОКПО: 34942535), именуемое в дальнейшем «Агент», в лице Генерального директора Колотовкина Ильи Валерьевича, действующего на основании Устава, в соответствии с п. 2.5 Агентского договора № {{НОМЕР_ДОГОВОРА}} от «{{ДЕНЬ_ДОГОВОРА}}» {{МЕСЯЦ_ДОГОВОРА}} {{ГОД_ДОГОВОРА}} г. (далее — «Договор») представляет настоящий Отчёт Принципалу — {{ПОКУПАТЕЛЬ_ПОЛНЫЕ_ДАННЫЕ}}.</w:t>
       </w:r>
       <w:proofErr w:type="spellStart"/>
-      <w:r>
-        <w:rPr>
-          <w:lang w:val="ru-RU"/>
-        </w:rPr>
-        <w:t>ке</w:t>
-      </w:r>
       <w:proofErr w:type="spellEnd"/>
-      <w:r>
-        <w:rPr>
-          <w:lang w:val="ru-RU"/>
-        </w:rPr>
-        <w:t>) Российской Федерации {{ПОКУПАТЕЛЬ_ФИО}}, {{ПОКУПАТЕЛЬ_ДАТА_РОЖДЕНИЯ}} г.р., паспорт: серия {{ПАСПОРТ_СЕРИЯ}} № {{ПАСПОРТ_НОМЕР}}, выдан {{ПАСПОРТ_ВЫДАН}} {{ПАСПОРТ_ДАТА_ВЫДАЧИ}}, код подразделения: {{ПАСПОРТ_КОД}}.</w:t>
-      </w:r>
     </w:p>
     <w:p>
       <w:pPr>
@@ -980,6 +968,7 @@
     </w:p>
     <w:sectPr>
       <w:footerReference w:type="default" r:id="rId10"/>
+      <w:headerReference w:type="default" r:id="rId13"/>
       <w:pgSz w:w="11906" w:h="16838"/>
       <w:pgMar w:top="566" w:right="850" w:bottom="1440" w:left="1700" w:header="720" w:footer="720" w:gutter="0"/>
       <w:cols w:space="720"/>
@@ -1145,6 +1134,16 @@
     </w:p>
   </w:footnote>
 </w:footnotes>
+</file>
+
+<file path=word/header1.xml><?xml version="1.0" encoding="utf-8"?>
+<w:hdr xmlns:m="http://schemas.openxmlformats.org/officeDocument/2006/math" xmlns:mc="http://schemas.openxmlformats.org/markup-compatibility/2006" xmlns:mo="http://schemas.microsoft.com/office/mac/office/2008/main" xmlns:mv="urn:schemas-microsoft-com:mac:vml" xmlns:o="urn:schemas-microsoft-com:office:office" xmlns:r="http://schemas.openxmlformats.org/officeDocument/2006/relationships" xmlns:v="urn:schemas-microsoft-com:vml" xmlns:w10="urn:schemas-microsoft-com:office:word" xmlns:w14="http://schemas.microsoft.com/office/word/2010/wordml" xmlns:w="http://schemas.openxmlformats.org/wordprocessingml/2006/main" xmlns:wne="http://schemas.microsoft.com/office/word/2006/wordml" xmlns:wp14="http://schemas.microsoft.com/office/word/2010/wordprocessingDrawing" xmlns:wp="http://schemas.openxmlformats.org/drawingml/2006/wordprocessingDrawing" xmlns:wpc="http://schemas.microsoft.com/office/word/2010/wordprocessingCanvas" xmlns:wpg="http://schemas.microsoft.com/office/word/2010/wordprocessingGroup" xmlns:wpi="http://schemas.microsoft.com/office/word/2010/wordprocessingInk" xmlns:wps="http://schemas.microsoft.com/office/word/2010/wordprocessingShape" mc:Ignorable="w14 wp14">
+  <w:p>
+    <w:pPr>
+      <w:pStyle w:val="Header"/>
+    </w:pPr>
+  </w:p>
+</w:hdr>
 </file>
 
 <file path=word/numbering.xml><?xml version="1.0" encoding="utf-8"?>
